--- a/rapports/2026-06-06/EQ26/EQ26_enq1_v2/DR_061203030008/30-31-50-78.docx
+++ b/rapports/2026-06-06/EQ26/EQ26_enq1_v2/DR_061203030008/30-31-50-78.docx
@@ -297,7 +297,7 @@
           <w:color w:val="1F6FEB"/>
           <w:sz w:val="22"/>
         </w:rPr>
-        <w:t>⚠ INCOHÉRENCES À CORRIGER (54)</w:t>
+        <w:t>⚠ INCOHÉRENCES À CORRIGER (52)</w:t>
       </w:r>
     </w:p>
     <w:tbl>
@@ -1115,7 +1115,7 @@
                 <w:i w:val="0"/>
                 <w:sz w:val="17"/>
               </w:rPr>
-              <w:t>Incohérence!!! seulement les écoles privées paient les frais de scolarité (y compris les frais d'inscription).</w:t>
+              <w:t>Incohérent!! Le niveau d'instruction déclaré par l'un des enfants () au niveau de la section 1 de AWA SENE diffère de celui donné par AWA SENE lui-même qui affirme ne pas avoir frequenté l'école formelle.</w:t>
             </w:r>
           </w:p>
         </w:tc>
@@ -1174,7 +1174,7 @@
                 <w:color w:val="16A34A"/>
                 <w:sz w:val="16"/>
               </w:rPr>
-              <w:t>—</w:t>
+              <w:t>s01q32, s01q36, s01q38, s04q37_modif, s02q33, s02q34, s01q00b</w:t>
             </w:r>
           </w:p>
         </w:tc>
@@ -1205,7 +1205,7 @@
                 <w:i w:val="0"/>
                 <w:sz w:val="17"/>
               </w:rPr>
-              <w:t>Incohérent!! Le niveau d'instruction déclaré par l'un des enfants () au niveau de la section 1 de AWA SENE diffère de celui donné par AWA SENE lui-même qui affirme ne pas avoir frequenté l'école formelle.</w:t>
+              <w:t>Peu probable!!! Vu l'âge (22 ans) de AWA DIOUF ou l'année à laquelle AWA DIOUF a fréquenté l'école pour la dernière fois (2018) le dernier diplome de AWA DIOUF ne peut être le Certificat d'études primaires (CEP), prière de corriger cette incohérence ou confirmer avec le QG.</w:t>
             </w:r>
           </w:p>
         </w:tc>
@@ -1238,7 +1238,7 @@
                 <w:i w:val="0"/>
                 <w:sz w:val="16"/>
               </w:rPr>
-              <w:t>S02</w:t>
+              <w:t>S04</w:t>
               <w:br/>
             </w:r>
             <w:r>
@@ -1248,7 +1248,7 @@
                 <w:color w:val="64748B"/>
                 <w:sz w:val="14"/>
               </w:rPr>
-              <w:t>Éducation</w:t>
+              <w:t>Emploi</w:t>
             </w:r>
           </w:p>
         </w:tc>
@@ -1264,7 +1264,7 @@
                 <w:color w:val="16A34A"/>
                 <w:sz w:val="16"/>
               </w:rPr>
-              <w:t>s01q32, s01q36, s01q38, s04q37_modif, s02q33, s02q34, s01q00b</w:t>
+              <w:t>s01q00_0, s00q04, s03q38, s04q21, s04q51, s04q51_unite, s04q44, s04q65</w:t>
             </w:r>
           </w:p>
         </w:tc>
@@ -1295,7 +1295,7 @@
                 <w:i w:val="0"/>
                 <w:sz w:val="17"/>
               </w:rPr>
-              <w:t>Peu probable!!! Vu l'âge (22 ans) de AWA DIOUF ou l'année à laquelle AWA DIOUF a fréquenté l'école pour la dernière fois (2018) le dernier diplome de AWA DIOUF ne peut être le Certificat d'études primaires (CEP), prière de corriger cette incohérence ou confirmer avec le QG.</w:t>
+              <w:t>Incoherence!!! ABLAYE LOUM a travaillé plus de 20h par jours pour ses emplois (pricinpal et secondaire), prière de corriger.</w:t>
             </w:r>
           </w:p>
         </w:tc>
@@ -1385,7 +1385,7 @@
                 <w:i w:val="0"/>
                 <w:sz w:val="17"/>
               </w:rPr>
-              <w:t>Incoherence!!! ABLAYE LOUM a travaillé plus de 20h par jours pour ses emplois (pricinpal et secondaire), prière de corriger.</w:t>
+              <w:t>Incoherence!!! AWA SENE a travaillé plus de 20h par jours pour ses emplois (pricinpal et secondaire), prière de corriger.</w:t>
             </w:r>
           </w:p>
         </w:tc>
@@ -1400,10 +1400,10 @@
               <w:rPr>
                 <w:b/>
                 <w:i w:val="0"/>
-                <w:color w:val="DC2626"/>
+                <w:color w:val="EA580C"/>
                 <w:sz w:val="16"/>
               </w:rPr>
-              <w:t>Haute</w:t>
+              <w:t>Moyenne</w:t>
             </w:r>
           </w:p>
         </w:tc>
@@ -1418,7 +1418,7 @@
                 <w:i w:val="0"/>
                 <w:sz w:val="16"/>
               </w:rPr>
-              <w:t>S04</w:t>
+              <w:t>S00</w:t>
               <w:br/>
             </w:r>
             <w:r>
@@ -1428,7 +1428,7 @@
                 <w:color w:val="64748B"/>
                 <w:sz w:val="14"/>
               </w:rPr>
-              <w:t>Emploi</w:t>
+              <w:t>Identification</w:t>
             </w:r>
           </w:p>
         </w:tc>
@@ -1444,7 +1444,7 @@
                 <w:color w:val="16A34A"/>
                 <w:sz w:val="16"/>
               </w:rPr>
-              <w:t>s01q00_0, s00q04, s03q38, s04q21, s04q51, s04q51_unite, s04q44, s04q65</w:t>
+              <w:t>s00q07a, s00q08, s00q10, s00q13_0, s00q15_0, s00q17_0, s00q23a, s00q23b</w:t>
             </w:r>
           </w:p>
         </w:tc>
@@ -1475,7 +1475,7 @@
                 <w:i w:val="0"/>
                 <w:sz w:val="17"/>
               </w:rPr>
-              <w:t>Incoherence!!! AWA SENE a travaillé plus de 20h par jours pour ses emplois (pricinpal et secondaire), prière de corriger.</w:t>
+              <w:t>Prière de renseigner toutes les informations du ménage dans la section 0 avant d'entamer les autres informations.</w:t>
             </w:r>
           </w:p>
         </w:tc>
@@ -1534,7 +1534,7 @@
                 <w:color w:val="16A34A"/>
                 <w:sz w:val="16"/>
               </w:rPr>
-              <w:t>s00q07a, s00q08, s00q10, s00q13_0, s00q15_0, s00q17_0, s00q23a, s00q23b</w:t>
+              <w:t>—</w:t>
             </w:r>
           </w:p>
         </w:tc>
@@ -1565,7 +1565,7 @@
                 <w:i w:val="0"/>
                 <w:sz w:val="17"/>
               </w:rPr>
-              <w:t>Prière de renseigner toutes les informations du ménage dans la section 0 avant d'entamer les autres informations.</w:t>
+              <w:t>Attention! Il manque des informations non renseignées dans la section 0, prière de regarder toutes les autres informations dans l'identification du ménage (IDENTIFICATION ET RENSEIGNEMENTS DE CONTROLE) ou dans OBSERVATIONS pour pouvoir renseigné toutes les questions liées au ménage.</w:t>
             </w:r>
           </w:p>
         </w:tc>
@@ -1624,7 +1624,7 @@
                 <w:color w:val="16A34A"/>
                 <w:sz w:val="16"/>
               </w:rPr>
-              <w:t>—</w:t>
+              <w:t>s00q12a, s00q12b</w:t>
             </w:r>
           </w:p>
         </w:tc>
@@ -1655,7 +1655,7 @@
                 <w:i w:val="0"/>
                 <w:sz w:val="17"/>
               </w:rPr>
-              <w:t>Attention! Il manque des informations non renseignées dans la section 0, prière de regarder toutes les autres informations dans l'identification du ménage (IDENTIFICATION ET RENSEIGNEMENTS DE CONTROLE) ou dans OBSERVATIONS pour pouvoir renseigné toutes les questions liées au ménage.</w:t>
+              <w:t>Attention! Veillez bien renseigner le deuxième numero du chef de ménage(0.12b).</w:t>
             </w:r>
           </w:p>
         </w:tc>
@@ -1688,7 +1688,7 @@
                 <w:i w:val="0"/>
                 <w:sz w:val="16"/>
               </w:rPr>
-              <w:t>S00</w:t>
+              <w:t>S01</w:t>
               <w:br/>
             </w:r>
             <w:r>
@@ -1698,7 +1698,7 @@
                 <w:color w:val="64748B"/>
                 <w:sz w:val="14"/>
               </w:rPr>
-              <w:t>Identification</w:t>
+              <w:t>Démographie</w:t>
             </w:r>
           </w:p>
         </w:tc>
@@ -1714,7 +1714,7 @@
                 <w:color w:val="16A34A"/>
                 <w:sz w:val="16"/>
               </w:rPr>
-              <w:t>s00q12a, s00q12b</w:t>
+              <w:t>—</w:t>
             </w:r>
           </w:p>
         </w:tc>
@@ -1745,7 +1745,7 @@
                 <w:i w:val="0"/>
                 <w:sz w:val="17"/>
               </w:rPr>
-              <w:t>Attention! Veillez bien renseigner le deuxième numero du chef de ménage(0.12b).</w:t>
+              <w:t>Prière de verifier l'information donnée par ABLAYE LOUM ou corriger au niveau de la section 1.</w:t>
             </w:r>
           </w:p>
         </w:tc>
@@ -1835,7 +1835,7 @@
                 <w:i w:val="0"/>
                 <w:sz w:val="17"/>
               </w:rPr>
-              <w:t>Prière de verifier l'information donnée par ABLAYE LOUM ou corriger au niveau de la section 1.</w:t>
+              <w:t>Prière de verifier l'information donnée par DIARRA LOUM ou corriger au niveau de la section 1.</w:t>
             </w:r>
           </w:p>
         </w:tc>
@@ -1925,7 +1925,7 @@
                 <w:i w:val="0"/>
                 <w:sz w:val="17"/>
               </w:rPr>
-              <w:t>Prière de verifier l'information donnée par DIARRA LOUM ou corriger au niveau de la section 1.</w:t>
+              <w:t>Prière de verifier l'information donnée par MBAYE LOUM 1 ou corriger au niveau de la section 1.</w:t>
             </w:r>
           </w:p>
         </w:tc>
@@ -1984,7 +1984,7 @@
                 <w:color w:val="16A34A"/>
                 <w:sz w:val="16"/>
               </w:rPr>
-              <w:t>—</w:t>
+              <w:t>s01q23, s01q00b, s01q23_autre</w:t>
             </w:r>
           </w:p>
         </w:tc>
@@ -2015,7 +2015,7 @@
                 <w:i w:val="0"/>
                 <w:sz w:val="17"/>
               </w:rPr>
-              <w:t>Prière de verifier l'information donnée par MBAYE LOUM 1 ou corriger au niveau de la section 1.</w:t>
+              <w:t>La raison principale pour laquelle que MBAYE LOUM est venu vivre dans cette localité est RETRAITE et semble exister dans les modalités, prière de prendre attache avec le QG pour plus d'explication afin de la classer bien.</w:t>
             </w:r>
           </w:p>
         </w:tc>
@@ -2105,7 +2105,7 @@
                 <w:i w:val="0"/>
                 <w:sz w:val="17"/>
               </w:rPr>
-              <w:t>La raison principale pour laquelle que MBAYE LOUM est venu vivre dans cette localité est RETRAITE et semble exister dans les modalités, prière de prendre attache avec le QG pour plus d'explication afin de la classer bien.</w:t>
+              <w:t>La raison principale pour laquelle que MEISSA DIOP est venu vivre dans cette localité est DECES DE SA MAMAN et semble exister dans les modalités, prière de prendre attache avec le QG pour plus d'explication afin de la classer bien.</w:t>
             </w:r>
           </w:p>
         </w:tc>
@@ -2164,7 +2164,7 @@
                 <w:color w:val="16A34A"/>
                 <w:sz w:val="16"/>
               </w:rPr>
-              <w:t>s01q23, s01q00b, s01q23_autre</w:t>
+              <w:t>s01q10_1</w:t>
             </w:r>
           </w:p>
         </w:tc>
@@ -2195,7 +2195,7 @@
                 <w:i w:val="0"/>
                 <w:sz w:val="17"/>
               </w:rPr>
-              <w:t>La raison principale pour laquelle que MEISSA DIOP est venu vivre dans cette localité est DECES DE SA MAMAN et semble exister dans les modalités, prière de prendre attache avec le QG pour plus d'explication afin de la classer bien.</w:t>
+              <w:t>La taille du ménage lors de l'enquête principale (9) de ce ménage est inférieur à la taille du denombrement (11), prière de fournir des explications concrètes ou aller revisiter le ménage.</w:t>
             </w:r>
           </w:p>
         </w:tc>
@@ -2228,7 +2228,7 @@
                 <w:i w:val="0"/>
                 <w:sz w:val="16"/>
               </w:rPr>
-              <w:t>S01</w:t>
+              <w:t>S02</w:t>
               <w:br/>
             </w:r>
             <w:r>
@@ -2238,7 +2238,7 @@
                 <w:color w:val="64748B"/>
                 <w:sz w:val="14"/>
               </w:rPr>
-              <w:t>Démographie</w:t>
+              <w:t>Éducation</w:t>
             </w:r>
           </w:p>
         </w:tc>
@@ -2254,7 +2254,7 @@
                 <w:color w:val="16A34A"/>
                 <w:sz w:val="16"/>
               </w:rPr>
-              <w:t>s01q10_1</w:t>
+              <w:t>—</w:t>
             </w:r>
           </w:p>
         </w:tc>
@@ -2285,7 +2285,7 @@
                 <w:i w:val="0"/>
                 <w:sz w:val="17"/>
               </w:rPr>
-              <w:t>La taille du ménage lors de l'enquête principale (9) de ce ménage est inférieur à la taille du denombrement (11), prière de fournir des explications concrètes ou aller revisiter le ménage.</w:t>
+              <w:t>Merci de bien vouloir changé 2.04 en OUI et renseigné toutes les autres informations qui concerne AWA SENE .</w:t>
             </w:r>
           </w:p>
         </w:tc>
@@ -2344,7 +2344,7 @@
                 <w:color w:val="16A34A"/>
                 <w:sz w:val="16"/>
               </w:rPr>
-              <w:t>—</w:t>
+              <w:t>s01q23, s01q00b, s01q23_autre</w:t>
             </w:r>
           </w:p>
         </w:tc>
@@ -2375,7 +2375,7 @@
                 <w:i w:val="0"/>
                 <w:sz w:val="17"/>
               </w:rPr>
-              <w:t>veuillez, s'il vous plait, confirmer les frais de scolarité ( 1000 FCFA) payée de MBAYE LOUM 1 avec le QG ou apporter les corrections nécessaires.</w:t>
+              <w:t>La raison principale que AWA DIOUF n'a pas été à l'école entre 2024/2025 est DÉFAUT D’ACTE DE NAISSANCE et semble exister dans les modalités, prière de prendre attache avec le QG pour plus d'explication afin de la classer bien.</w:t>
             </w:r>
           </w:p>
         </w:tc>
@@ -2408,7 +2408,7 @@
                 <w:i w:val="0"/>
                 <w:sz w:val="16"/>
               </w:rPr>
-              <w:t>S02</w:t>
+              <w:t>S03</w:t>
               <w:br/>
             </w:r>
             <w:r>
@@ -2418,7 +2418,7 @@
                 <w:color w:val="64748B"/>
                 <w:sz w:val="14"/>
               </w:rPr>
-              <w:t>Éducation</w:t>
+              <w:t>Santé</w:t>
             </w:r>
           </w:p>
         </w:tc>
@@ -2434,7 +2434,7 @@
                 <w:color w:val="16A34A"/>
                 <w:sz w:val="16"/>
               </w:rPr>
-              <w:t>—</w:t>
+              <w:t>s01q02, s01q12, s01q13, s02q03__2, s03q01, s01q00b</w:t>
             </w:r>
           </w:p>
         </w:tc>
@@ -2465,187 +2465,7 @@
                 <w:i w:val="0"/>
                 <w:sz w:val="17"/>
               </w:rPr>
-              <w:t>Merci de bien vouloir changé 2.04 en OUI et renseigné toutes les autres informations qui concerne AWA SENE .</w:t>
-            </w:r>
-          </w:p>
-        </w:tc>
-      </w:tr>
-      <w:tr>
-        <w:tc>
-          <w:tcPr>
-            <w:tcW w:type="dxa" w:w="964"/>
-          </w:tcPr>
-          <w:p>
-            <w:r>
-              <w:rPr>
-                <w:b/>
-                <w:i w:val="0"/>
-                <w:color w:val="EA580C"/>
-                <w:sz w:val="16"/>
-              </w:rPr>
-              <w:t>Moyenne</w:t>
-            </w:r>
-          </w:p>
-        </w:tc>
-        <w:tc>
-          <w:tcPr>
-            <w:tcW w:type="dxa" w:w="1247"/>
-          </w:tcPr>
-          <w:p>
-            <w:r>
-              <w:rPr>
-                <w:b/>
-                <w:i w:val="0"/>
-                <w:sz w:val="16"/>
-              </w:rPr>
-              <w:t>S02</w:t>
-              <w:br/>
-            </w:r>
-            <w:r>
-              <w:rPr>
-                <w:b w:val="0"/>
-                <w:i w:val="0"/>
-                <w:color w:val="64748B"/>
-                <w:sz w:val="14"/>
-              </w:rPr>
-              <w:t>Éducation</w:t>
-            </w:r>
-          </w:p>
-        </w:tc>
-        <w:tc>
-          <w:tcPr>
-            <w:tcW w:type="dxa" w:w="1531"/>
-          </w:tcPr>
-          <w:p>
-            <w:r>
-              <w:rPr>
-                <w:b/>
-                <w:i w:val="0"/>
-                <w:color w:val="16A34A"/>
-                <w:sz w:val="16"/>
-              </w:rPr>
-              <w:t>s01q23, s01q00b, s01q23_autre</w:t>
-            </w:r>
-          </w:p>
-        </w:tc>
-        <w:tc>
-          <w:tcPr>
-            <w:tcW w:type="dxa" w:w="1191"/>
-          </w:tcPr>
-          <w:p>
-            <w:r>
-              <w:rPr>
-                <w:b w:val="0"/>
-                <w:i w:val="0"/>
-                <w:color w:val="64748B"/>
-                <w:sz w:val="16"/>
-              </w:rPr>
-              <w:t>GT-CQ</w:t>
-            </w:r>
-          </w:p>
-        </w:tc>
-        <w:tc>
-          <w:tcPr>
-            <w:tcW w:type="dxa" w:w="4706"/>
-          </w:tcPr>
-          <w:p>
-            <w:r>
-              <w:rPr>
-                <w:b w:val="0"/>
-                <w:i w:val="0"/>
-                <w:sz w:val="17"/>
-              </w:rPr>
-              <w:t>La raison principale que AWA DIOUF n'a pas été à l'école entre 2024/2025 est DÉFAUT D’ACTE DE NAISSANCE et semble exister dans les modalités, prière de prendre attache avec le QG pour plus d'explication afin de la classer bien.</w:t>
-            </w:r>
-          </w:p>
-        </w:tc>
-      </w:tr>
-      <w:tr>
-        <w:tc>
-          <w:tcPr>
-            <w:tcW w:type="dxa" w:w="964"/>
-          </w:tcPr>
-          <w:p>
-            <w:r>
-              <w:rPr>
-                <w:b/>
-                <w:i w:val="0"/>
-                <w:color w:val="EA580C"/>
-                <w:sz w:val="16"/>
-              </w:rPr>
-              <w:t>Moyenne</w:t>
-            </w:r>
-          </w:p>
-        </w:tc>
-        <w:tc>
-          <w:tcPr>
-            <w:tcW w:type="dxa" w:w="1247"/>
-          </w:tcPr>
-          <w:p>
-            <w:r>
-              <w:rPr>
-                <w:b/>
-                <w:i w:val="0"/>
-                <w:sz w:val="16"/>
-              </w:rPr>
-              <w:t>S03</w:t>
-              <w:br/>
-            </w:r>
-            <w:r>
-              <w:rPr>
-                <w:b w:val="0"/>
-                <w:i w:val="0"/>
-                <w:color w:val="64748B"/>
-                <w:sz w:val="14"/>
-              </w:rPr>
-              <w:t>Santé</w:t>
-            </w:r>
-          </w:p>
-        </w:tc>
-        <w:tc>
-          <w:tcPr>
-            <w:tcW w:type="dxa" w:w="1531"/>
-          </w:tcPr>
-          <w:p>
-            <w:r>
-              <w:rPr>
-                <w:b/>
-                <w:i w:val="0"/>
-                <w:color w:val="16A34A"/>
-                <w:sz w:val="16"/>
-              </w:rPr>
-              <w:t>s01q02, s01q12, s01q13, s02q03__2, s03q01, s01q00b</w:t>
-            </w:r>
-          </w:p>
-        </w:tc>
-        <w:tc>
-          <w:tcPr>
-            <w:tcW w:type="dxa" w:w="1191"/>
-          </w:tcPr>
-          <w:p>
-            <w:r>
-              <w:rPr>
-                <w:b w:val="0"/>
-                <w:i w:val="0"/>
-                <w:color w:val="64748B"/>
-                <w:sz w:val="16"/>
-              </w:rPr>
-              <w:t>GT-CQ</w:t>
-            </w:r>
-          </w:p>
-        </w:tc>
-        <w:tc>
-          <w:tcPr>
-            <w:tcW w:type="dxa" w:w="4706"/>
-          </w:tcPr>
-          <w:p>
-            <w:r>
-              <w:rPr>
-                <w:b w:val="0"/>
-                <w:i w:val="0"/>
-                <w:sz w:val="17"/>
-              </w:rPr>
-              <w:t>La section n'est pas renseignée pour MEISSA LOUM, prière de la renseigner.</w:t>
+              <w:t>La section n'est pas renseignée pour MARIE LOUM, prière de la renseigner.</w:t>
             </w:r>
           </w:p>
         </w:tc>
